--- a/public/Greencoat_Respectful_Intimate_Care_Policy_Mar2026.docx
+++ b/public/Greencoat_Respectful_Intimate_Care_Policy_Mar2026.docx
@@ -576,63 +576,7 @@
         <w:rPr>
           <w:rFonts w:ascii="Calibri" w:hAnsi="Calibri" w:cs="Calibri"/>
         </w:rPr>
-        <w:t xml:space="preserve">If the concern relates to the manager and/or nursery owner then parents should contact Ofsted </w:t>
-      </w:r>
-      <w:r>
-        <w:rPr>
-          <w:rFonts w:ascii="Calibri" w:hAnsi="Calibri" w:cs="Calibri"/>
-          <w:b/>
-        </w:rPr>
-        <w:t>[</w:t>
-      </w:r>
-      <w:r>
-        <w:rPr>
-          <w:rFonts w:ascii="Calibri" w:hAnsi="Calibri" w:cs="Calibri"/>
-          <w:b/>
-          <w:i/>
-        </w:rPr>
-        <w:t>insert contact number</w:t>
-      </w:r>
-      <w:r>
-        <w:rPr>
-          <w:rFonts w:ascii="Calibri" w:hAnsi="Calibri" w:cs="Calibri"/>
-          <w:b/>
-        </w:rPr>
-        <w:t>]</w:t>
-      </w:r>
-      <w:r>
-        <w:rPr>
-          <w:rFonts w:ascii="Calibri" w:hAnsi="Calibri" w:cs="Calibri"/>
-        </w:rPr>
-        <w:t xml:space="preserve"> or the local safeguarding partner (LSP) </w:t>
-      </w:r>
-      <w:r>
-        <w:rPr>
-          <w:rFonts w:ascii="Calibri" w:hAnsi="Calibri" w:cs="Calibri"/>
-          <w:b/>
-        </w:rPr>
-        <w:t>[</w:t>
-      </w:r>
-      <w:r>
-        <w:rPr>
-          <w:rFonts w:ascii="Calibri" w:hAnsi="Calibri" w:cs="Calibri"/>
-          <w:b/>
-          <w:i/>
-        </w:rPr>
-        <w:t>insert contact number</w:t>
-      </w:r>
-      <w:r>
-        <w:rPr>
-          <w:rFonts w:ascii="Calibri" w:hAnsi="Calibri" w:cs="Calibri"/>
-          <w:b/>
-        </w:rPr>
-        <w:t>]</w:t>
-      </w:r>
-      <w:r>
-        <w:rPr>
-          <w:rFonts w:ascii="Calibri" w:hAnsi="Calibri" w:cs="Calibri"/>
-        </w:rPr>
-        <w:t xml:space="preserve">. </w:t>
+        <w:t xml:space="preserve">If the concern relates to the manager and/or nursery owner then parents should contact Ofsted (0300 123 4666) or the local safeguarding partner, Birmingham Safeguarding Children Partnership (0121 464 2612). </w:t>
       </w:r>
     </w:p>
     <w:p>
